--- a/docs/business/2026-08-18-EgoMotion-Investor-Customer-BP-V1.docx
+++ b/docs/business/2026-08-18-EgoMotion-Investor-Customer-BP-V1.docx
@@ -11660,7 +11660,7 @@
                 <w:b w:val="0"/>
                 <w:sz w:val="18"/>
               </w:rPr>
-              <w:t>；建议方案 C Hybrid 或换向量程更大的力传感器</w:t>
+              <w:t>。【决策 2026-08-18】先与甲方沟通以我方实际量程为准；同时暂定方案 C（Hybrid，补大量程力传感器）或更换向量程更大的力传感器。</w:t>
             </w:r>
           </w:p>
         </w:tc>
@@ -11726,7 +11726,7 @@
                 <w:b w:val="0"/>
                 <w:sz w:val="18"/>
               </w:rPr>
-              <w:t>量程匹配须甲方确认</w:t>
+              <w:t>量程匹配待甲方沟通确认 🔬</w:t>
             </w:r>
           </w:p>
         </w:tc>
@@ -20492,19 +20492,51 @@
         <w:rPr>
           <w:b w:val="0"/>
         </w:rPr>
-        <w:t>（安全过载 400% = 60N）。若 &gt;25N 为硬性需求，单颗 HKVT 无法满足，建议方案 C（Hybrid，补大量程力传感器）或更换向量程传感器。</w:t>
+        <w:t>（安全过载 400% = 60N）。</w:t>
       </w:r>
+    </w:p>
+    <w:p>
       <w:r>
         <w:rPr>
           <w:b/>
         </w:rPr>
-        <w:t>此项须甲方确认是否为硬约束</w:t>
+        <w:t>【决策 2026-08-18】</w:t>
       </w:r>
       <w:r>
         <w:rPr>
           <w:b w:val="0"/>
         </w:rPr>
-        <w:t>。</w:t>
+        <w:t>：</w:t>
+      </w:r>
+    </w:p>
+    <w:p>
+      <w:pPr>
+        <w:pStyle w:val="ListNumber"/>
+      </w:pPr>
+      <w:r>
+        <w:rPr>
+          <w:b w:val="0"/>
+        </w:rPr>
+        <w:t>先与甲方沟通，以我方实际量程为准（HKVT Fz 15N / Fx,Fy 10N）；</w:t>
+      </w:r>
+    </w:p>
+    <w:p>
+      <w:pPr>
+        <w:pStyle w:val="ListNumber"/>
+      </w:pPr>
+      <w:r>
+        <w:rPr>
+          <w:b w:val="0"/>
+        </w:rPr>
+        <w:t>同时暂定方案 C（Hybrid，补大量程力传感器）或更换向量程更大的力传感器，作为备选技术路线。</w:t>
+      </w:r>
+    </w:p>
+    <w:p>
+      <w:r>
+        <w:rPr>
+          <w:b w:val="0"/>
+        </w:rPr>
+        <w:t>此项待甲方沟通后最终冻结。</w:t>
       </w:r>
     </w:p>
     <w:p>
